--- a/Results/Supplementary/Ek_orneklem_karsilastirma.docx
+++ b/Results/Supplementary/Ek_orneklem_karsilastirma.docx
@@ -36,12 +36,13 @@
       </w:tblPr>
       <w:tblGrid>
         <w:gridCol w:w="3268"/>
-        <w:gridCol w:w="1778"/>
-        <w:gridCol w:w="1778"/>
-        <w:gridCol w:w="1391"/>
-        <w:gridCol w:w="2350"/>
-        <w:gridCol w:w="1048"/>
-        <w:gridCol w:w="2211"/>
+        <w:gridCol w:w="1651"/>
+        <w:gridCol w:w="1651"/>
+        <w:gridCol w:w="1091"/>
+        <w:gridCol w:w="1707"/>
+        <w:gridCol w:w="1697"/>
+        <w:gridCol w:w="995"/>
+        <w:gridCol w:w="1764"/>
       </w:tblGrid>
       <w:tr>
         <w:trPr>
@@ -319,6 +320,61 @@
                 <w:szCs w:val="18"/>
                 <w:color w:val="000000"/>
               </w:rPr>
+              <w:t xml:space="preserve">2025 main test set, calibrated weights</w:t>
+            </w:r>
+          </w:p>
+        </w:tc>
+        <w:tc>
+          <w:tcPr>
+            <w:tcBorders>
+              <w:bottom w:val="single" w:sz="4" w:space="0" w:color="000000"/>
+              <w:top w:val="single" w:sz="8" w:space="0" w:color="000000"/>
+              <w:left w:val="none" w:sz="0" w:space="0" w:color="000000"/>
+              <w:right w:val="none" w:sz="0" w:space="0" w:color="000000"/>
+            </w:tcBorders>
+            <w:shd w:val="clear" w:color="auto" w:fill="FFFFFF"/>
+            <w:tcMar>
+              <w:top w:w="0" w:type="dxa"/>
+              <w:bottom w:w="0" w:type="dxa"/>
+              <w:left w:w="0" w:type="dxa"/>
+              <w:right w:w="0" w:type="dxa"/>
+            </w:tcMar>
+            <w:vAlign w:val="center"/>
+          </w:tcPr>
+          <w:p>
+            <w:pPr>
+              <w:pStyle w:val="Normal"/>
+              <w:jc w:val="center"/>
+              <w:pBdr>
+                <w:bottom w:val="none" w:sz="0" w:space="0" w:color="000000"/>
+                <w:top w:val="none" w:sz="0" w:space="0" w:color="000000"/>
+                <w:left w:val="none" w:sz="0" w:space="0" w:color="000000"/>
+                <w:right w:val="none" w:sz="0" w:space="0" w:color="000000"/>
+              </w:pBdr>
+              <w:spacing w:after="20" w:before="20" w:line="240"/>
+              <w:ind w:left="100" w:right="100" w:firstLine="0" w:firstLineChars="0"/>
+              <w:rPr>
+                <w:rFonts w:ascii="Times New Roman" w:hAnsi="Times New Roman" w:eastAsia="Times New Roman" w:cs="Times New Roman"/>
+                <w:i w:val="false"/>
+                <w:b w:val="true"/>
+                <w:u w:val="none"/>
+                <w:strike w:val="false"/>
+                <w:sz w:val="18"/>
+                <w:szCs w:val="18"/>
+                <w:color w:val="000000"/>
+              </w:rPr>
+            </w:pPr>
+            <w:r>
+              <w:rPr>
+                <w:rFonts w:ascii="Times New Roman" w:hAnsi="Times New Roman" w:eastAsia="Times New Roman" w:cs="Times New Roman"/>
+                <w:i w:val="false"/>
+                <w:b w:val="true"/>
+                <w:u w:val="none"/>
+                <w:strike w:val="false"/>
+                <w:sz w:val="18"/>
+                <w:szCs w:val="18"/>
+                <w:color w:val="000000"/>
+              </w:rPr>
               <w:t xml:space="preserve">2025, matched (excluded from testing)</w:t>
             </w:r>
           </w:p>
@@ -709,6 +765,61 @@
                 <w:szCs w:val="18"/>
                 <w:color w:val="000000"/>
               </w:rPr>
+              <w:t xml:space="preserve">7,861</w:t>
+            </w:r>
+          </w:p>
+        </w:tc>
+        <w:tc>
+          <w:tcPr>
+            <w:tcBorders>
+              <w:bottom w:val="none" w:sz="0" w:space="0" w:color="000000"/>
+              <w:top w:val="single" w:sz="4" w:space="0" w:color="000000"/>
+              <w:left w:val="none" w:sz="0" w:space="0" w:color="000000"/>
+              <w:right w:val="none" w:sz="0" w:space="0" w:color="000000"/>
+            </w:tcBorders>
+            <w:shd w:val="clear" w:color="auto" w:fill="FFFFFF"/>
+            <w:tcMar>
+              <w:top w:w="0" w:type="dxa"/>
+              <w:bottom w:w="0" w:type="dxa"/>
+              <w:left w:w="0" w:type="dxa"/>
+              <w:right w:w="0" w:type="dxa"/>
+            </w:tcMar>
+            <w:vAlign w:val="center"/>
+          </w:tcPr>
+          <w:p>
+            <w:pPr>
+              <w:pStyle w:val="Normal"/>
+              <w:jc w:val="left"/>
+              <w:pBdr>
+                <w:bottom w:val="none" w:sz="0" w:space="0" w:color="000000"/>
+                <w:top w:val="none" w:sz="0" w:space="0" w:color="000000"/>
+                <w:left w:val="none" w:sz="0" w:space="0" w:color="000000"/>
+                <w:right w:val="none" w:sz="0" w:space="0" w:color="000000"/>
+              </w:pBdr>
+              <w:spacing w:after="20" w:before="20" w:line="240"/>
+              <w:ind w:left="100" w:right="100" w:firstLine="0" w:firstLineChars="0"/>
+              <w:rPr>
+                <w:rFonts w:ascii="Times New Roman" w:hAnsi="Times New Roman" w:eastAsia="Times New Roman" w:cs="Times New Roman"/>
+                <w:i w:val="false"/>
+                <w:b w:val="false"/>
+                <w:u w:val="none"/>
+                <w:strike w:val="false"/>
+                <w:sz w:val="18"/>
+                <w:szCs w:val="18"/>
+                <w:color w:val="000000"/>
+              </w:rPr>
+            </w:pPr>
+            <w:r>
+              <w:rPr>
+                <w:rFonts w:ascii="Times New Roman" w:hAnsi="Times New Roman" w:eastAsia="Times New Roman" w:cs="Times New Roman"/>
+                <w:i w:val="false"/>
+                <w:b w:val="false"/>
+                <w:u w:val="none"/>
+                <w:strike w:val="false"/>
+                <w:sz w:val="18"/>
+                <w:szCs w:val="18"/>
+                <w:color w:val="000000"/>
+              </w:rPr>
               <w:t xml:space="preserve">17,975</w:t>
             </w:r>
           </w:p>
@@ -879,7 +990,7 @@
                 <w:szCs w:val="18"/>
                 <w:color w:val="000000"/>
               </w:rPr>
-              <w:t xml:space="preserve">Food-insecure households, n</w:t>
+              <w:t xml:space="preserve">Meal-deprived households, n</w:t>
             </w:r>
           </w:p>
         </w:tc>
@@ -990,6 +1101,61 @@
                 <w:color w:val="000000"/>
               </w:rPr>
               <w:t xml:space="preserve">10,032</w:t>
+            </w:r>
+          </w:p>
+        </w:tc>
+        <w:tc>
+          <w:tcPr>
+            <w:tcBorders>
+              <w:bottom w:val="none" w:sz="0" w:space="0" w:color="000000"/>
+              <w:top w:val="none" w:sz="0" w:space="0" w:color="000000"/>
+              <w:left w:val="none" w:sz="0" w:space="0" w:color="000000"/>
+              <w:right w:val="none" w:sz="0" w:space="0" w:color="000000"/>
+            </w:tcBorders>
+            <w:shd w:val="clear" w:color="auto" w:fill="FFFFFF"/>
+            <w:tcMar>
+              <w:top w:w="0" w:type="dxa"/>
+              <w:bottom w:w="0" w:type="dxa"/>
+              <w:left w:w="0" w:type="dxa"/>
+              <w:right w:w="0" w:type="dxa"/>
+            </w:tcMar>
+            <w:vAlign w:val="center"/>
+          </w:tcPr>
+          <w:p>
+            <w:pPr>
+              <w:pStyle w:val="Normal"/>
+              <w:jc w:val="left"/>
+              <w:pBdr>
+                <w:bottom w:val="none" w:sz="0" w:space="0" w:color="000000"/>
+                <w:top w:val="none" w:sz="0" w:space="0" w:color="000000"/>
+                <w:left w:val="none" w:sz="0" w:space="0" w:color="000000"/>
+                <w:right w:val="none" w:sz="0" w:space="0" w:color="000000"/>
+              </w:pBdr>
+              <w:spacing w:after="20" w:before="20" w:line="240"/>
+              <w:ind w:left="100" w:right="100" w:firstLine="0" w:firstLineChars="0"/>
+              <w:rPr>
+                <w:rFonts w:ascii="Times New Roman" w:hAnsi="Times New Roman" w:eastAsia="Times New Roman" w:cs="Times New Roman"/>
+                <w:i w:val="false"/>
+                <w:b w:val="false"/>
+                <w:u w:val="none"/>
+                <w:strike w:val="false"/>
+                <w:sz w:val="18"/>
+                <w:szCs w:val="18"/>
+                <w:color w:val="000000"/>
+              </w:rPr>
+            </w:pPr>
+            <w:r>
+              <w:rPr>
+                <w:rFonts w:ascii="Times New Roman" w:hAnsi="Times New Roman" w:eastAsia="Times New Roman" w:cs="Times New Roman"/>
+                <w:i w:val="false"/>
+                <w:b w:val="false"/>
+                <w:u w:val="none"/>
+                <w:strike w:val="false"/>
+                <w:sz w:val="18"/>
+                <w:szCs w:val="18"/>
+                <w:color w:val="000000"/>
+              </w:rPr>
+              <w:t xml:space="preserve">3,257</w:t>
             </w:r>
           </w:p>
         </w:tc>
@@ -1269,7 +1435,7 @@
                 <w:szCs w:val="18"/>
                 <w:color w:val="000000"/>
               </w:rPr>
-              <w:t xml:space="preserve">Food insecure, %</w:t>
+              <w:t xml:space="preserve">Meal-deprived, %</w:t>
             </w:r>
           </w:p>
         </w:tc>
@@ -1435,6 +1601,61 @@
                 <w:color w:val="000000"/>
               </w:rPr>
               <w:t xml:space="preserve">39.3</w:t>
+            </w:r>
+          </w:p>
+        </w:tc>
+        <w:tc>
+          <w:tcPr>
+            <w:tcBorders>
+              <w:bottom w:val="none" w:sz="0" w:space="0" w:color="000000"/>
+              <w:top w:val="none" w:sz="0" w:space="0" w:color="000000"/>
+              <w:left w:val="none" w:sz="0" w:space="0" w:color="000000"/>
+              <w:right w:val="none" w:sz="0" w:space="0" w:color="000000"/>
+            </w:tcBorders>
+            <w:shd w:val="clear" w:color="auto" w:fill="FFFFFF"/>
+            <w:tcMar>
+              <w:top w:w="0" w:type="dxa"/>
+              <w:bottom w:w="0" w:type="dxa"/>
+              <w:left w:w="0" w:type="dxa"/>
+              <w:right w:w="0" w:type="dxa"/>
+            </w:tcMar>
+            <w:vAlign w:val="center"/>
+          </w:tcPr>
+          <w:p>
+            <w:pPr>
+              <w:pStyle w:val="Normal"/>
+              <w:jc w:val="left"/>
+              <w:pBdr>
+                <w:bottom w:val="none" w:sz="0" w:space="0" w:color="000000"/>
+                <w:top w:val="none" w:sz="0" w:space="0" w:color="000000"/>
+                <w:left w:val="none" w:sz="0" w:space="0" w:color="000000"/>
+                <w:right w:val="none" w:sz="0" w:space="0" w:color="000000"/>
+              </w:pBdr>
+              <w:spacing w:after="20" w:before="20" w:line="240"/>
+              <w:ind w:left="100" w:right="100" w:firstLine="0" w:firstLineChars="0"/>
+              <w:rPr>
+                <w:rFonts w:ascii="Times New Roman" w:hAnsi="Times New Roman" w:eastAsia="Times New Roman" w:cs="Times New Roman"/>
+                <w:i w:val="false"/>
+                <w:b w:val="false"/>
+                <w:u w:val="none"/>
+                <w:strike w:val="false"/>
+                <w:sz w:val="18"/>
+                <w:szCs w:val="18"/>
+                <w:color w:val="000000"/>
+              </w:rPr>
+            </w:pPr>
+            <w:r>
+              <w:rPr>
+                <w:rFonts w:ascii="Times New Roman" w:hAnsi="Times New Roman" w:eastAsia="Times New Roman" w:cs="Times New Roman"/>
+                <w:i w:val="false"/>
+                <w:b w:val="false"/>
+                <w:u w:val="none"/>
+                <w:strike w:val="false"/>
+                <w:sz w:val="18"/>
+                <w:szCs w:val="18"/>
+                <w:color w:val="000000"/>
+              </w:rPr>
+              <w:t xml:space="preserve">38.3</w:t>
             </w:r>
           </w:p>
         </w:tc>
@@ -1879,6 +2100,61 @@
                 <w:szCs w:val="18"/>
                 <w:color w:val="000000"/>
               </w:rPr>
+              <w:t xml:space="preserve">16.0</w:t>
+            </w:r>
+          </w:p>
+        </w:tc>
+        <w:tc>
+          <w:tcPr>
+            <w:tcBorders>
+              <w:bottom w:val="none" w:sz="0" w:space="0" w:color="000000"/>
+              <w:top w:val="none" w:sz="0" w:space="0" w:color="000000"/>
+              <w:left w:val="none" w:sz="0" w:space="0" w:color="000000"/>
+              <w:right w:val="none" w:sz="0" w:space="0" w:color="000000"/>
+            </w:tcBorders>
+            <w:shd w:val="clear" w:color="auto" w:fill="FFFFFF"/>
+            <w:tcMar>
+              <w:top w:w="0" w:type="dxa"/>
+              <w:bottom w:w="0" w:type="dxa"/>
+              <w:left w:w="0" w:type="dxa"/>
+              <w:right w:w="0" w:type="dxa"/>
+            </w:tcMar>
+            <w:vAlign w:val="center"/>
+          </w:tcPr>
+          <w:p>
+            <w:pPr>
+              <w:pStyle w:val="Normal"/>
+              <w:jc w:val="left"/>
+              <w:pBdr>
+                <w:bottom w:val="none" w:sz="0" w:space="0" w:color="000000"/>
+                <w:top w:val="none" w:sz="0" w:space="0" w:color="000000"/>
+                <w:left w:val="none" w:sz="0" w:space="0" w:color="000000"/>
+                <w:right w:val="none" w:sz="0" w:space="0" w:color="000000"/>
+              </w:pBdr>
+              <w:spacing w:after="20" w:before="20" w:line="240"/>
+              <w:ind w:left="100" w:right="100" w:firstLine="0" w:firstLineChars="0"/>
+              <w:rPr>
+                <w:rFonts w:ascii="Times New Roman" w:hAnsi="Times New Roman" w:eastAsia="Times New Roman" w:cs="Times New Roman"/>
+                <w:i w:val="false"/>
+                <w:b w:val="false"/>
+                <w:u w:val="none"/>
+                <w:strike w:val="false"/>
+                <w:sz w:val="18"/>
+                <w:szCs w:val="18"/>
+                <w:color w:val="000000"/>
+              </w:rPr>
+            </w:pPr>
+            <w:r>
+              <w:rPr>
+                <w:rFonts w:ascii="Times New Roman" w:hAnsi="Times New Roman" w:eastAsia="Times New Roman" w:cs="Times New Roman"/>
+                <w:i w:val="false"/>
+                <w:b w:val="false"/>
+                <w:u w:val="none"/>
+                <w:strike w:val="false"/>
+                <w:sz w:val="18"/>
+                <w:szCs w:val="18"/>
+                <w:color w:val="000000"/>
+              </w:rPr>
               <w:t xml:space="preserve">16.2</w:t>
             </w:r>
           </w:p>
@@ -2269,6 +2545,61 @@
                 <w:szCs w:val="18"/>
                 <w:color w:val="000000"/>
               </w:rPr>
+              <w:t xml:space="preserve">19.9</w:t>
+            </w:r>
+          </w:p>
+        </w:tc>
+        <w:tc>
+          <w:tcPr>
+            <w:tcBorders>
+              <w:bottom w:val="none" w:sz="0" w:space="0" w:color="000000"/>
+              <w:top w:val="none" w:sz="0" w:space="0" w:color="000000"/>
+              <w:left w:val="none" w:sz="0" w:space="0" w:color="000000"/>
+              <w:right w:val="none" w:sz="0" w:space="0" w:color="000000"/>
+            </w:tcBorders>
+            <w:shd w:val="clear" w:color="auto" w:fill="FFFFFF"/>
+            <w:tcMar>
+              <w:top w:w="0" w:type="dxa"/>
+              <w:bottom w:w="0" w:type="dxa"/>
+              <w:left w:w="0" w:type="dxa"/>
+              <w:right w:w="0" w:type="dxa"/>
+            </w:tcMar>
+            <w:vAlign w:val="center"/>
+          </w:tcPr>
+          <w:p>
+            <w:pPr>
+              <w:pStyle w:val="Normal"/>
+              <w:jc w:val="left"/>
+              <w:pBdr>
+                <w:bottom w:val="none" w:sz="0" w:space="0" w:color="000000"/>
+                <w:top w:val="none" w:sz="0" w:space="0" w:color="000000"/>
+                <w:left w:val="none" w:sz="0" w:space="0" w:color="000000"/>
+                <w:right w:val="none" w:sz="0" w:space="0" w:color="000000"/>
+              </w:pBdr>
+              <w:spacing w:after="20" w:before="20" w:line="240"/>
+              <w:ind w:left="100" w:right="100" w:firstLine="0" w:firstLineChars="0"/>
+              <w:rPr>
+                <w:rFonts w:ascii="Times New Roman" w:hAnsi="Times New Roman" w:eastAsia="Times New Roman" w:cs="Times New Roman"/>
+                <w:i w:val="false"/>
+                <w:b w:val="false"/>
+                <w:u w:val="none"/>
+                <w:strike w:val="false"/>
+                <w:sz w:val="18"/>
+                <w:szCs w:val="18"/>
+                <w:color w:val="000000"/>
+              </w:rPr>
+            </w:pPr>
+            <w:r>
+              <w:rPr>
+                <w:rFonts w:ascii="Times New Roman" w:hAnsi="Times New Roman" w:eastAsia="Times New Roman" w:cs="Times New Roman"/>
+                <w:i w:val="false"/>
+                <w:b w:val="false"/>
+                <w:u w:val="none"/>
+                <w:strike w:val="false"/>
+                <w:sz w:val="18"/>
+                <w:szCs w:val="18"/>
+                <w:color w:val="000000"/>
+              </w:rPr>
               <w:t xml:space="preserve">16.9</w:t>
             </w:r>
           </w:p>
@@ -2659,6 +2990,61 @@
                 <w:szCs w:val="18"/>
                 <w:color w:val="000000"/>
               </w:rPr>
+              <w:t xml:space="preserve">41.2</w:t>
+            </w:r>
+          </w:p>
+        </w:tc>
+        <w:tc>
+          <w:tcPr>
+            <w:tcBorders>
+              <w:bottom w:val="none" w:sz="0" w:space="0" w:color="000000"/>
+              <w:top w:val="none" w:sz="0" w:space="0" w:color="000000"/>
+              <w:left w:val="none" w:sz="0" w:space="0" w:color="000000"/>
+              <w:right w:val="none" w:sz="0" w:space="0" w:color="000000"/>
+            </w:tcBorders>
+            <w:shd w:val="clear" w:color="auto" w:fill="FFFFFF"/>
+            <w:tcMar>
+              <w:top w:w="0" w:type="dxa"/>
+              <w:bottom w:w="0" w:type="dxa"/>
+              <w:left w:w="0" w:type="dxa"/>
+              <w:right w:w="0" w:type="dxa"/>
+            </w:tcMar>
+            <w:vAlign w:val="center"/>
+          </w:tcPr>
+          <w:p>
+            <w:pPr>
+              <w:pStyle w:val="Normal"/>
+              <w:jc w:val="left"/>
+              <w:pBdr>
+                <w:bottom w:val="none" w:sz="0" w:space="0" w:color="000000"/>
+                <w:top w:val="none" w:sz="0" w:space="0" w:color="000000"/>
+                <w:left w:val="none" w:sz="0" w:space="0" w:color="000000"/>
+                <w:right w:val="none" w:sz="0" w:space="0" w:color="000000"/>
+              </w:pBdr>
+              <w:spacing w:after="20" w:before="20" w:line="240"/>
+              <w:ind w:left="100" w:right="100" w:firstLine="0" w:firstLineChars="0"/>
+              <w:rPr>
+                <w:rFonts w:ascii="Times New Roman" w:hAnsi="Times New Roman" w:eastAsia="Times New Roman" w:cs="Times New Roman"/>
+                <w:i w:val="false"/>
+                <w:b w:val="false"/>
+                <w:u w:val="none"/>
+                <w:strike w:val="false"/>
+                <w:sz w:val="18"/>
+                <w:szCs w:val="18"/>
+                <w:color w:val="000000"/>
+              </w:rPr>
+            </w:pPr>
+            <w:r>
+              <w:rPr>
+                <w:rFonts w:ascii="Times New Roman" w:hAnsi="Times New Roman" w:eastAsia="Times New Roman" w:cs="Times New Roman"/>
+                <w:i w:val="false"/>
+                <w:b w:val="false"/>
+                <w:u w:val="none"/>
+                <w:strike w:val="false"/>
+                <w:sz w:val="18"/>
+                <w:szCs w:val="18"/>
+                <w:color w:val="000000"/>
+              </w:rPr>
               <w:t xml:space="preserve">42.5</w:t>
             </w:r>
           </w:p>
@@ -3049,6 +3435,61 @@
                 <w:szCs w:val="18"/>
                 <w:color w:val="000000"/>
               </w:rPr>
+              <w:t xml:space="preserve">25.6</w:t>
+            </w:r>
+          </w:p>
+        </w:tc>
+        <w:tc>
+          <w:tcPr>
+            <w:tcBorders>
+              <w:bottom w:val="none" w:sz="0" w:space="0" w:color="000000"/>
+              <w:top w:val="none" w:sz="0" w:space="0" w:color="000000"/>
+              <w:left w:val="none" w:sz="0" w:space="0" w:color="000000"/>
+              <w:right w:val="none" w:sz="0" w:space="0" w:color="000000"/>
+            </w:tcBorders>
+            <w:shd w:val="clear" w:color="auto" w:fill="FFFFFF"/>
+            <w:tcMar>
+              <w:top w:w="0" w:type="dxa"/>
+              <w:bottom w:w="0" w:type="dxa"/>
+              <w:left w:w="0" w:type="dxa"/>
+              <w:right w:w="0" w:type="dxa"/>
+            </w:tcMar>
+            <w:vAlign w:val="center"/>
+          </w:tcPr>
+          <w:p>
+            <w:pPr>
+              <w:pStyle w:val="Normal"/>
+              <w:jc w:val="left"/>
+              <w:pBdr>
+                <w:bottom w:val="none" w:sz="0" w:space="0" w:color="000000"/>
+                <w:top w:val="none" w:sz="0" w:space="0" w:color="000000"/>
+                <w:left w:val="none" w:sz="0" w:space="0" w:color="000000"/>
+                <w:right w:val="none" w:sz="0" w:space="0" w:color="000000"/>
+              </w:pBdr>
+              <w:spacing w:after="20" w:before="20" w:line="240"/>
+              <w:ind w:left="100" w:right="100" w:firstLine="0" w:firstLineChars="0"/>
+              <w:rPr>
+                <w:rFonts w:ascii="Times New Roman" w:hAnsi="Times New Roman" w:eastAsia="Times New Roman" w:cs="Times New Roman"/>
+                <w:i w:val="false"/>
+                <w:b w:val="false"/>
+                <w:u w:val="none"/>
+                <w:strike w:val="false"/>
+                <w:sz w:val="18"/>
+                <w:szCs w:val="18"/>
+                <w:color w:val="000000"/>
+              </w:rPr>
+            </w:pPr>
+            <w:r>
+              <w:rPr>
+                <w:rFonts w:ascii="Times New Roman" w:hAnsi="Times New Roman" w:eastAsia="Times New Roman" w:cs="Times New Roman"/>
+                <w:i w:val="false"/>
+                <w:b w:val="false"/>
+                <w:u w:val="none"/>
+                <w:strike w:val="false"/>
+                <w:sz w:val="18"/>
+                <w:szCs w:val="18"/>
+                <w:color w:val="000000"/>
+              </w:rPr>
               <w:t xml:space="preserve">26.9</w:t>
             </w:r>
           </w:p>
@@ -3439,6 +3880,61 @@
                 <w:szCs w:val="18"/>
                 <w:color w:val="000000"/>
               </w:rPr>
+              <w:t xml:space="preserve">3.1</w:t>
+            </w:r>
+          </w:p>
+        </w:tc>
+        <w:tc>
+          <w:tcPr>
+            <w:tcBorders>
+              <w:bottom w:val="none" w:sz="0" w:space="0" w:color="000000"/>
+              <w:top w:val="none" w:sz="0" w:space="0" w:color="000000"/>
+              <w:left w:val="none" w:sz="0" w:space="0" w:color="000000"/>
+              <w:right w:val="none" w:sz="0" w:space="0" w:color="000000"/>
+            </w:tcBorders>
+            <w:shd w:val="clear" w:color="auto" w:fill="FFFFFF"/>
+            <w:tcMar>
+              <w:top w:w="0" w:type="dxa"/>
+              <w:bottom w:w="0" w:type="dxa"/>
+              <w:left w:w="0" w:type="dxa"/>
+              <w:right w:w="0" w:type="dxa"/>
+            </w:tcMar>
+            <w:vAlign w:val="center"/>
+          </w:tcPr>
+          <w:p>
+            <w:pPr>
+              <w:pStyle w:val="Normal"/>
+              <w:jc w:val="left"/>
+              <w:pBdr>
+                <w:bottom w:val="none" w:sz="0" w:space="0" w:color="000000"/>
+                <w:top w:val="none" w:sz="0" w:space="0" w:color="000000"/>
+                <w:left w:val="none" w:sz="0" w:space="0" w:color="000000"/>
+                <w:right w:val="none" w:sz="0" w:space="0" w:color="000000"/>
+              </w:pBdr>
+              <w:spacing w:after="20" w:before="20" w:line="240"/>
+              <w:ind w:left="100" w:right="100" w:firstLine="0" w:firstLineChars="0"/>
+              <w:rPr>
+                <w:rFonts w:ascii="Times New Roman" w:hAnsi="Times New Roman" w:eastAsia="Times New Roman" w:cs="Times New Roman"/>
+                <w:i w:val="false"/>
+                <w:b w:val="false"/>
+                <w:u w:val="none"/>
+                <w:strike w:val="false"/>
+                <w:sz w:val="18"/>
+                <w:szCs w:val="18"/>
+                <w:color w:val="000000"/>
+              </w:rPr>
+            </w:pPr>
+            <w:r>
+              <w:rPr>
+                <w:rFonts w:ascii="Times New Roman" w:hAnsi="Times New Roman" w:eastAsia="Times New Roman" w:cs="Times New Roman"/>
+                <w:i w:val="false"/>
+                <w:b w:val="false"/>
+                <w:u w:val="none"/>
+                <w:strike w:val="false"/>
+                <w:sz w:val="18"/>
+                <w:szCs w:val="18"/>
+                <w:color w:val="000000"/>
+              </w:rPr>
               <w:t xml:space="preserve">3.2</w:t>
             </w:r>
           </w:p>
@@ -3884,6 +4380,61 @@
                 <w:szCs w:val="18"/>
                 <w:color w:val="000000"/>
               </w:rPr>
+              <w:t xml:space="preserve">1.09</w:t>
+            </w:r>
+          </w:p>
+        </w:tc>
+        <w:tc>
+          <w:tcPr>
+            <w:tcBorders>
+              <w:bottom w:val="none" w:sz="0" w:space="0" w:color="000000"/>
+              <w:top w:val="none" w:sz="0" w:space="0" w:color="000000"/>
+              <w:left w:val="none" w:sz="0" w:space="0" w:color="000000"/>
+              <w:right w:val="none" w:sz="0" w:space="0" w:color="000000"/>
+            </w:tcBorders>
+            <w:shd w:val="clear" w:color="auto" w:fill="FFFFFF"/>
+            <w:tcMar>
+              <w:top w:w="0" w:type="dxa"/>
+              <w:bottom w:w="0" w:type="dxa"/>
+              <w:left w:w="0" w:type="dxa"/>
+              <w:right w:w="0" w:type="dxa"/>
+            </w:tcMar>
+            <w:vAlign w:val="center"/>
+          </w:tcPr>
+          <w:p>
+            <w:pPr>
+              <w:pStyle w:val="Normal"/>
+              <w:jc w:val="left"/>
+              <w:pBdr>
+                <w:bottom w:val="none" w:sz="0" w:space="0" w:color="000000"/>
+                <w:top w:val="none" w:sz="0" w:space="0" w:color="000000"/>
+                <w:left w:val="none" w:sz="0" w:space="0" w:color="000000"/>
+                <w:right w:val="none" w:sz="0" w:space="0" w:color="000000"/>
+              </w:pBdr>
+              <w:spacing w:after="20" w:before="20" w:line="240"/>
+              <w:ind w:left="100" w:right="100" w:firstLine="0" w:firstLineChars="0"/>
+              <w:rPr>
+                <w:rFonts w:ascii="Times New Roman" w:hAnsi="Times New Roman" w:eastAsia="Times New Roman" w:cs="Times New Roman"/>
+                <w:i w:val="false"/>
+                <w:b w:val="false"/>
+                <w:u w:val="none"/>
+                <w:strike w:val="false"/>
+                <w:sz w:val="18"/>
+                <w:szCs w:val="18"/>
+                <w:color w:val="000000"/>
+              </w:rPr>
+            </w:pPr>
+            <w:r>
+              <w:rPr>
+                <w:rFonts w:ascii="Times New Roman" w:hAnsi="Times New Roman" w:eastAsia="Times New Roman" w:cs="Times New Roman"/>
+                <w:i w:val="false"/>
+                <w:b w:val="false"/>
+                <w:u w:val="none"/>
+                <w:strike w:val="false"/>
+                <w:sz w:val="18"/>
+                <w:szCs w:val="18"/>
+                <w:color w:val="000000"/>
+              </w:rPr>
               <w:t xml:space="preserve">1.10</w:t>
             </w:r>
           </w:p>
@@ -4219,6 +4770,61 @@
                 <w:szCs w:val="18"/>
                 <w:color w:val="000000"/>
               </w:rPr>
+              <w:t xml:space="preserve">51.0</w:t>
+            </w:r>
+          </w:p>
+        </w:tc>
+        <w:tc>
+          <w:tcPr>
+            <w:tcBorders>
+              <w:bottom w:val="none" w:sz="0" w:space="0" w:color="000000"/>
+              <w:top w:val="none" w:sz="0" w:space="0" w:color="000000"/>
+              <w:left w:val="none" w:sz="0" w:space="0" w:color="000000"/>
+              <w:right w:val="none" w:sz="0" w:space="0" w:color="000000"/>
+            </w:tcBorders>
+            <w:shd w:val="clear" w:color="auto" w:fill="FFFFFF"/>
+            <w:tcMar>
+              <w:top w:w="0" w:type="dxa"/>
+              <w:bottom w:w="0" w:type="dxa"/>
+              <w:left w:w="0" w:type="dxa"/>
+              <w:right w:w="0" w:type="dxa"/>
+            </w:tcMar>
+            <w:vAlign w:val="center"/>
+          </w:tcPr>
+          <w:p>
+            <w:pPr>
+              <w:pStyle w:val="Normal"/>
+              <w:jc w:val="left"/>
+              <w:pBdr>
+                <w:bottom w:val="none" w:sz="0" w:space="0" w:color="000000"/>
+                <w:top w:val="none" w:sz="0" w:space="0" w:color="000000"/>
+                <w:left w:val="none" w:sz="0" w:space="0" w:color="000000"/>
+                <w:right w:val="none" w:sz="0" w:space="0" w:color="000000"/>
+              </w:pBdr>
+              <w:spacing w:after="20" w:before="20" w:line="240"/>
+              <w:ind w:left="100" w:right="100" w:firstLine="0" w:firstLineChars="0"/>
+              <w:rPr>
+                <w:rFonts w:ascii="Times New Roman" w:hAnsi="Times New Roman" w:eastAsia="Times New Roman" w:cs="Times New Roman"/>
+                <w:i w:val="false"/>
+                <w:b w:val="false"/>
+                <w:u w:val="none"/>
+                <w:strike w:val="false"/>
+                <w:sz w:val="18"/>
+                <w:szCs w:val="18"/>
+                <w:color w:val="000000"/>
+              </w:rPr>
+            </w:pPr>
+            <w:r>
+              <w:rPr>
+                <w:rFonts w:ascii="Times New Roman" w:hAnsi="Times New Roman" w:eastAsia="Times New Roman" w:cs="Times New Roman"/>
+                <w:i w:val="false"/>
+                <w:b w:val="false"/>
+                <w:u w:val="none"/>
+                <w:strike w:val="false"/>
+                <w:sz w:val="18"/>
+                <w:szCs w:val="18"/>
+                <w:color w:val="000000"/>
+              </w:rPr>
               <w:t xml:space="preserve">51.9</w:t>
             </w:r>
           </w:p>
@@ -4609,6 +5215,61 @@
                 <w:szCs w:val="18"/>
                 <w:color w:val="000000"/>
               </w:rPr>
+              <w:t xml:space="preserve">27.5</w:t>
+            </w:r>
+          </w:p>
+        </w:tc>
+        <w:tc>
+          <w:tcPr>
+            <w:tcBorders>
+              <w:bottom w:val="none" w:sz="0" w:space="0" w:color="000000"/>
+              <w:top w:val="none" w:sz="0" w:space="0" w:color="000000"/>
+              <w:left w:val="none" w:sz="0" w:space="0" w:color="000000"/>
+              <w:right w:val="none" w:sz="0" w:space="0" w:color="000000"/>
+            </w:tcBorders>
+            <w:shd w:val="clear" w:color="auto" w:fill="FFFFFF"/>
+            <w:tcMar>
+              <w:top w:w="0" w:type="dxa"/>
+              <w:bottom w:w="0" w:type="dxa"/>
+              <w:left w:w="0" w:type="dxa"/>
+              <w:right w:w="0" w:type="dxa"/>
+            </w:tcMar>
+            <w:vAlign w:val="center"/>
+          </w:tcPr>
+          <w:p>
+            <w:pPr>
+              <w:pStyle w:val="Normal"/>
+              <w:jc w:val="left"/>
+              <w:pBdr>
+                <w:bottom w:val="none" w:sz="0" w:space="0" w:color="000000"/>
+                <w:top w:val="none" w:sz="0" w:space="0" w:color="000000"/>
+                <w:left w:val="none" w:sz="0" w:space="0" w:color="000000"/>
+                <w:right w:val="none" w:sz="0" w:space="0" w:color="000000"/>
+              </w:pBdr>
+              <w:spacing w:after="20" w:before="20" w:line="240"/>
+              <w:ind w:left="100" w:right="100" w:firstLine="0" w:firstLineChars="0"/>
+              <w:rPr>
+                <w:rFonts w:ascii="Times New Roman" w:hAnsi="Times New Roman" w:eastAsia="Times New Roman" w:cs="Times New Roman"/>
+                <w:i w:val="false"/>
+                <w:b w:val="false"/>
+                <w:u w:val="none"/>
+                <w:strike w:val="false"/>
+                <w:sz w:val="18"/>
+                <w:szCs w:val="18"/>
+                <w:color w:val="000000"/>
+              </w:rPr>
+            </w:pPr>
+            <w:r>
+              <w:rPr>
+                <w:rFonts w:ascii="Times New Roman" w:hAnsi="Times New Roman" w:eastAsia="Times New Roman" w:cs="Times New Roman"/>
+                <w:i w:val="false"/>
+                <w:b w:val="false"/>
+                <w:u w:val="none"/>
+                <w:strike w:val="false"/>
+                <w:sz w:val="18"/>
+                <w:szCs w:val="18"/>
+                <w:color w:val="000000"/>
+              </w:rPr>
               <w:t xml:space="preserve">26.6</w:t>
             </w:r>
           </w:p>
@@ -4999,6 +5660,61 @@
                 <w:szCs w:val="18"/>
                 <w:color w:val="000000"/>
               </w:rPr>
+              <w:t xml:space="preserve">22.5</w:t>
+            </w:r>
+          </w:p>
+        </w:tc>
+        <w:tc>
+          <w:tcPr>
+            <w:tcBorders>
+              <w:bottom w:val="none" w:sz="0" w:space="0" w:color="000000"/>
+              <w:top w:val="none" w:sz="0" w:space="0" w:color="000000"/>
+              <w:left w:val="none" w:sz="0" w:space="0" w:color="000000"/>
+              <w:right w:val="none" w:sz="0" w:space="0" w:color="000000"/>
+            </w:tcBorders>
+            <w:shd w:val="clear" w:color="auto" w:fill="FFFFFF"/>
+            <w:tcMar>
+              <w:top w:w="0" w:type="dxa"/>
+              <w:bottom w:w="0" w:type="dxa"/>
+              <w:left w:w="0" w:type="dxa"/>
+              <w:right w:w="0" w:type="dxa"/>
+            </w:tcMar>
+            <w:vAlign w:val="center"/>
+          </w:tcPr>
+          <w:p>
+            <w:pPr>
+              <w:pStyle w:val="Normal"/>
+              <w:jc w:val="left"/>
+              <w:pBdr>
+                <w:bottom w:val="none" w:sz="0" w:space="0" w:color="000000"/>
+                <w:top w:val="none" w:sz="0" w:space="0" w:color="000000"/>
+                <w:left w:val="none" w:sz="0" w:space="0" w:color="000000"/>
+                <w:right w:val="none" w:sz="0" w:space="0" w:color="000000"/>
+              </w:pBdr>
+              <w:spacing w:after="20" w:before="20" w:line="240"/>
+              <w:ind w:left="100" w:right="100" w:firstLine="0" w:firstLineChars="0"/>
+              <w:rPr>
+                <w:rFonts w:ascii="Times New Roman" w:hAnsi="Times New Roman" w:eastAsia="Times New Roman" w:cs="Times New Roman"/>
+                <w:i w:val="false"/>
+                <w:b w:val="false"/>
+                <w:u w:val="none"/>
+                <w:strike w:val="false"/>
+                <w:sz w:val="18"/>
+                <w:szCs w:val="18"/>
+                <w:color w:val="000000"/>
+              </w:rPr>
+            </w:pPr>
+            <w:r>
+              <w:rPr>
+                <w:rFonts w:ascii="Times New Roman" w:hAnsi="Times New Roman" w:eastAsia="Times New Roman" w:cs="Times New Roman"/>
+                <w:i w:val="false"/>
+                <w:b w:val="false"/>
+                <w:u w:val="none"/>
+                <w:strike w:val="false"/>
+                <w:sz w:val="18"/>
+                <w:szCs w:val="18"/>
+                <w:color w:val="000000"/>
+              </w:rPr>
               <w:t xml:space="preserve">22.1</w:t>
             </w:r>
           </w:p>
@@ -5389,6 +6105,61 @@
                 <w:szCs w:val="18"/>
                 <w:color w:val="000000"/>
               </w:rPr>
+              <w:t xml:space="preserve">55.4</w:t>
+            </w:r>
+          </w:p>
+        </w:tc>
+        <w:tc>
+          <w:tcPr>
+            <w:tcBorders>
+              <w:bottom w:val="none" w:sz="0" w:space="0" w:color="000000"/>
+              <w:top w:val="none" w:sz="0" w:space="0" w:color="000000"/>
+              <w:left w:val="none" w:sz="0" w:space="0" w:color="000000"/>
+              <w:right w:val="none" w:sz="0" w:space="0" w:color="000000"/>
+            </w:tcBorders>
+            <w:shd w:val="clear" w:color="auto" w:fill="FFFFFF"/>
+            <w:tcMar>
+              <w:top w:w="0" w:type="dxa"/>
+              <w:bottom w:w="0" w:type="dxa"/>
+              <w:left w:w="0" w:type="dxa"/>
+              <w:right w:w="0" w:type="dxa"/>
+            </w:tcMar>
+            <w:vAlign w:val="center"/>
+          </w:tcPr>
+          <w:p>
+            <w:pPr>
+              <w:pStyle w:val="Normal"/>
+              <w:jc w:val="left"/>
+              <w:pBdr>
+                <w:bottom w:val="none" w:sz="0" w:space="0" w:color="000000"/>
+                <w:top w:val="none" w:sz="0" w:space="0" w:color="000000"/>
+                <w:left w:val="none" w:sz="0" w:space="0" w:color="000000"/>
+                <w:right w:val="none" w:sz="0" w:space="0" w:color="000000"/>
+              </w:pBdr>
+              <w:spacing w:after="20" w:before="20" w:line="240"/>
+              <w:ind w:left="100" w:right="100" w:firstLine="0" w:firstLineChars="0"/>
+              <w:rPr>
+                <w:rFonts w:ascii="Times New Roman" w:hAnsi="Times New Roman" w:eastAsia="Times New Roman" w:cs="Times New Roman"/>
+                <w:i w:val="false"/>
+                <w:b w:val="false"/>
+                <w:u w:val="none"/>
+                <w:strike w:val="false"/>
+                <w:sz w:val="18"/>
+                <w:szCs w:val="18"/>
+                <w:color w:val="000000"/>
+              </w:rPr>
+            </w:pPr>
+            <w:r>
+              <w:rPr>
+                <w:rFonts w:ascii="Times New Roman" w:hAnsi="Times New Roman" w:eastAsia="Times New Roman" w:cs="Times New Roman"/>
+                <w:i w:val="false"/>
+                <w:b w:val="false"/>
+                <w:u w:val="none"/>
+                <w:strike w:val="false"/>
+                <w:sz w:val="18"/>
+                <w:szCs w:val="18"/>
+                <w:color w:val="000000"/>
+              </w:rPr>
               <w:t xml:space="preserve">56.2</w:t>
             </w:r>
           </w:p>
@@ -5779,6 +6550,61 @@
                 <w:szCs w:val="18"/>
                 <w:color w:val="000000"/>
               </w:rPr>
+              <w:t xml:space="preserve">28.2</w:t>
+            </w:r>
+          </w:p>
+        </w:tc>
+        <w:tc>
+          <w:tcPr>
+            <w:tcBorders>
+              <w:bottom w:val="none" w:sz="0" w:space="0" w:color="000000"/>
+              <w:top w:val="none" w:sz="0" w:space="0" w:color="000000"/>
+              <w:left w:val="none" w:sz="0" w:space="0" w:color="000000"/>
+              <w:right w:val="none" w:sz="0" w:space="0" w:color="000000"/>
+            </w:tcBorders>
+            <w:shd w:val="clear" w:color="auto" w:fill="FFFFFF"/>
+            <w:tcMar>
+              <w:top w:w="0" w:type="dxa"/>
+              <w:bottom w:w="0" w:type="dxa"/>
+              <w:left w:w="0" w:type="dxa"/>
+              <w:right w:w="0" w:type="dxa"/>
+            </w:tcMar>
+            <w:vAlign w:val="center"/>
+          </w:tcPr>
+          <w:p>
+            <w:pPr>
+              <w:pStyle w:val="Normal"/>
+              <w:jc w:val="left"/>
+              <w:pBdr>
+                <w:bottom w:val="none" w:sz="0" w:space="0" w:color="000000"/>
+                <w:top w:val="none" w:sz="0" w:space="0" w:color="000000"/>
+                <w:left w:val="none" w:sz="0" w:space="0" w:color="000000"/>
+                <w:right w:val="none" w:sz="0" w:space="0" w:color="000000"/>
+              </w:pBdr>
+              <w:spacing w:after="20" w:before="20" w:line="240"/>
+              <w:ind w:left="100" w:right="100" w:firstLine="0" w:firstLineChars="0"/>
+              <w:rPr>
+                <w:rFonts w:ascii="Times New Roman" w:hAnsi="Times New Roman" w:eastAsia="Times New Roman" w:cs="Times New Roman"/>
+                <w:i w:val="false"/>
+                <w:b w:val="false"/>
+                <w:u w:val="none"/>
+                <w:strike w:val="false"/>
+                <w:sz w:val="18"/>
+                <w:szCs w:val="18"/>
+                <w:color w:val="000000"/>
+              </w:rPr>
+            </w:pPr>
+            <w:r>
+              <w:rPr>
+                <w:rFonts w:ascii="Times New Roman" w:hAnsi="Times New Roman" w:eastAsia="Times New Roman" w:cs="Times New Roman"/>
+                <w:i w:val="false"/>
+                <w:b w:val="false"/>
+                <w:u w:val="none"/>
+                <w:strike w:val="false"/>
+                <w:sz w:val="18"/>
+                <w:szCs w:val="18"/>
+                <w:color w:val="000000"/>
+              </w:rPr>
               <w:t xml:space="preserve">27.2</w:t>
             </w:r>
           </w:p>
@@ -6169,6 +6995,61 @@
                 <w:szCs w:val="18"/>
                 <w:color w:val="000000"/>
               </w:rPr>
+              <w:t xml:space="preserve">49.0</w:t>
+            </w:r>
+          </w:p>
+        </w:tc>
+        <w:tc>
+          <w:tcPr>
+            <w:tcBorders>
+              <w:bottom w:val="none" w:sz="0" w:space="0" w:color="000000"/>
+              <w:top w:val="none" w:sz="0" w:space="0" w:color="000000"/>
+              <w:left w:val="none" w:sz="0" w:space="0" w:color="000000"/>
+              <w:right w:val="none" w:sz="0" w:space="0" w:color="000000"/>
+            </w:tcBorders>
+            <w:shd w:val="clear" w:color="auto" w:fill="FFFFFF"/>
+            <w:tcMar>
+              <w:top w:w="0" w:type="dxa"/>
+              <w:bottom w:w="0" w:type="dxa"/>
+              <w:left w:w="0" w:type="dxa"/>
+              <w:right w:w="0" w:type="dxa"/>
+            </w:tcMar>
+            <w:vAlign w:val="center"/>
+          </w:tcPr>
+          <w:p>
+            <w:pPr>
+              <w:pStyle w:val="Normal"/>
+              <w:jc w:val="left"/>
+              <w:pBdr>
+                <w:bottom w:val="none" w:sz="0" w:space="0" w:color="000000"/>
+                <w:top w:val="none" w:sz="0" w:space="0" w:color="000000"/>
+                <w:left w:val="none" w:sz="0" w:space="0" w:color="000000"/>
+                <w:right w:val="none" w:sz="0" w:space="0" w:color="000000"/>
+              </w:pBdr>
+              <w:spacing w:after="20" w:before="20" w:line="240"/>
+              <w:ind w:left="100" w:right="100" w:firstLine="0" w:firstLineChars="0"/>
+              <w:rPr>
+                <w:rFonts w:ascii="Times New Roman" w:hAnsi="Times New Roman" w:eastAsia="Times New Roman" w:cs="Times New Roman"/>
+                <w:i w:val="false"/>
+                <w:b w:val="false"/>
+                <w:u w:val="none"/>
+                <w:strike w:val="false"/>
+                <w:sz w:val="18"/>
+                <w:szCs w:val="18"/>
+                <w:color w:val="000000"/>
+              </w:rPr>
+            </w:pPr>
+            <w:r>
+              <w:rPr>
+                <w:rFonts w:ascii="Times New Roman" w:hAnsi="Times New Roman" w:eastAsia="Times New Roman" w:cs="Times New Roman"/>
+                <w:i w:val="false"/>
+                <w:b w:val="false"/>
+                <w:u w:val="none"/>
+                <w:strike w:val="false"/>
+                <w:sz w:val="18"/>
+                <w:szCs w:val="18"/>
+                <w:color w:val="000000"/>
+              </w:rPr>
               <w:t xml:space="preserve">50.0</w:t>
             </w:r>
           </w:p>
@@ -6559,6 +7440,61 @@
                 <w:szCs w:val="18"/>
                 <w:color w:val="000000"/>
               </w:rPr>
+              <w:t xml:space="preserve">26.7</w:t>
+            </w:r>
+          </w:p>
+        </w:tc>
+        <w:tc>
+          <w:tcPr>
+            <w:tcBorders>
+              <w:bottom w:val="none" w:sz="0" w:space="0" w:color="000000"/>
+              <w:top w:val="none" w:sz="0" w:space="0" w:color="000000"/>
+              <w:left w:val="none" w:sz="0" w:space="0" w:color="000000"/>
+              <w:right w:val="none" w:sz="0" w:space="0" w:color="000000"/>
+            </w:tcBorders>
+            <w:shd w:val="clear" w:color="auto" w:fill="FFFFFF"/>
+            <w:tcMar>
+              <w:top w:w="0" w:type="dxa"/>
+              <w:bottom w:w="0" w:type="dxa"/>
+              <w:left w:w="0" w:type="dxa"/>
+              <w:right w:w="0" w:type="dxa"/>
+            </w:tcMar>
+            <w:vAlign w:val="center"/>
+          </w:tcPr>
+          <w:p>
+            <w:pPr>
+              <w:pStyle w:val="Normal"/>
+              <w:jc w:val="left"/>
+              <w:pBdr>
+                <w:bottom w:val="none" w:sz="0" w:space="0" w:color="000000"/>
+                <w:top w:val="none" w:sz="0" w:space="0" w:color="000000"/>
+                <w:left w:val="none" w:sz="0" w:space="0" w:color="000000"/>
+                <w:right w:val="none" w:sz="0" w:space="0" w:color="000000"/>
+              </w:pBdr>
+              <w:spacing w:after="20" w:before="20" w:line="240"/>
+              <w:ind w:left="100" w:right="100" w:firstLine="0" w:firstLineChars="0"/>
+              <w:rPr>
+                <w:rFonts w:ascii="Times New Roman" w:hAnsi="Times New Roman" w:eastAsia="Times New Roman" w:cs="Times New Roman"/>
+                <w:i w:val="false"/>
+                <w:b w:val="false"/>
+                <w:u w:val="none"/>
+                <w:strike w:val="false"/>
+                <w:sz w:val="18"/>
+                <w:szCs w:val="18"/>
+                <w:color w:val="000000"/>
+              </w:rPr>
+            </w:pPr>
+            <w:r>
+              <w:rPr>
+                <w:rFonts w:ascii="Times New Roman" w:hAnsi="Times New Roman" w:eastAsia="Times New Roman" w:cs="Times New Roman"/>
+                <w:i w:val="false"/>
+                <w:b w:val="false"/>
+                <w:u w:val="none"/>
+                <w:strike w:val="false"/>
+                <w:sz w:val="18"/>
+                <w:szCs w:val="18"/>
+                <w:color w:val="000000"/>
+              </w:rPr>
               <w:t xml:space="preserve">26.9</w:t>
             </w:r>
           </w:p>
@@ -6949,6 +7885,61 @@
                 <w:szCs w:val="18"/>
                 <w:color w:val="000000"/>
               </w:rPr>
+              <w:t xml:space="preserve">18.6</w:t>
+            </w:r>
+          </w:p>
+        </w:tc>
+        <w:tc>
+          <w:tcPr>
+            <w:tcBorders>
+              <w:bottom w:val="single" w:sz="8" w:space="0" w:color="000000"/>
+              <w:top w:val="none" w:sz="0" w:space="0" w:color="000000"/>
+              <w:left w:val="none" w:sz="0" w:space="0" w:color="000000"/>
+              <w:right w:val="none" w:sz="0" w:space="0" w:color="000000"/>
+            </w:tcBorders>
+            <w:shd w:val="clear" w:color="auto" w:fill="FFFFFF"/>
+            <w:tcMar>
+              <w:top w:w="0" w:type="dxa"/>
+              <w:bottom w:w="0" w:type="dxa"/>
+              <w:left w:w="0" w:type="dxa"/>
+              <w:right w:w="0" w:type="dxa"/>
+            </w:tcMar>
+            <w:vAlign w:val="center"/>
+          </w:tcPr>
+          <w:p>
+            <w:pPr>
+              <w:pStyle w:val="Normal"/>
+              <w:jc w:val="left"/>
+              <w:pBdr>
+                <w:bottom w:val="none" w:sz="0" w:space="0" w:color="000000"/>
+                <w:top w:val="none" w:sz="0" w:space="0" w:color="000000"/>
+                <w:left w:val="none" w:sz="0" w:space="0" w:color="000000"/>
+                <w:right w:val="none" w:sz="0" w:space="0" w:color="000000"/>
+              </w:pBdr>
+              <w:spacing w:after="20" w:before="20" w:line="240"/>
+              <w:ind w:left="100" w:right="100" w:firstLine="0" w:firstLineChars="0"/>
+              <w:rPr>
+                <w:rFonts w:ascii="Times New Roman" w:hAnsi="Times New Roman" w:eastAsia="Times New Roman" w:cs="Times New Roman"/>
+                <w:i w:val="false"/>
+                <w:b w:val="false"/>
+                <w:u w:val="none"/>
+                <w:strike w:val="false"/>
+                <w:sz w:val="18"/>
+                <w:szCs w:val="18"/>
+                <w:color w:val="000000"/>
+              </w:rPr>
+            </w:pPr>
+            <w:r>
+              <w:rPr>
+                <w:rFonts w:ascii="Times New Roman" w:hAnsi="Times New Roman" w:eastAsia="Times New Roman" w:cs="Times New Roman"/>
+                <w:i w:val="false"/>
+                <w:b w:val="false"/>
+                <w:u w:val="none"/>
+                <w:strike w:val="false"/>
+                <w:sz w:val="18"/>
+                <w:szCs w:val="18"/>
+                <w:color w:val="000000"/>
+              </w:rPr>
               <w:t xml:space="preserve">18.3</w:t>
             </w:r>
           </w:p>
@@ -7070,7 +8061,7 @@
         </w:trPr>
         <w:tc>
           <w:tcPr>
-            <w:gridSpan w:val="7"/>
+            <w:gridSpan w:val="8"/>
             <w:tcBorders>
               <w:bottom w:val="none" w:sz="0" w:space="0" w:color="FFFFFF"/>
               <w:top w:val="single" w:sz="8" w:space="0" w:color="000000"/>
@@ -7131,7 +8122,7 @@
         </w:trPr>
         <w:tc>
           <w:tcPr>
-            <w:gridSpan w:val="7"/>
+            <w:gridSpan w:val="8"/>
             <w:tcBorders>
               <w:bottom w:val="none" w:sz="0" w:space="0" w:color="FFFFFF"/>
               <w:top w:val="none" w:sz="0" w:space="0" w:color="FFFFFF"/>
@@ -7192,7 +8183,7 @@
         </w:trPr>
         <w:tc>
           <w:tcPr>
-            <w:gridSpan w:val="7"/>
+            <w:gridSpan w:val="8"/>
             <w:tcBorders>
               <w:bottom w:val="none" w:sz="0" w:space="0" w:color="FFFFFF"/>
               <w:top w:val="none" w:sz="0" w:space="0" w:color="FFFFFF"/>
@@ -7242,7 +8233,7 @@
                 <w:szCs w:val="16"/>
                 <w:color w:val="000000"/>
               </w:rPr>
-              <w:t xml:space="preserve">Signature-only cleaned test set (sensitivity analysis): 12,241 households (49.1% of weighted households; 40.5% one-person, weighted; food insecure 40.1%, poor 14.7%).</w:t>
+              <w:t xml:space="preserve">Signature-only cleaned test set (sensitivity analysis): 12,241 households (49.1% of weighted households; 40.5% one-person, weighted; meal-deprived 40.1%, poor 14.7%).</w:t>
             </w:r>
           </w:p>
         </w:tc>
